--- a/public/2026/seq03/FICHE_S3-A04_GAFAM_4eme.docx
+++ b/public/2026/seq03/FICHE_S3-A04_GAFAM_4eme.docx
@@ -279,7 +279,7 @@
     </w:tbl>
     <w:p>
       <w:pPr>
-        <w:spacing w:after="60"/>
+        <w:spacing w:after="96"/>
       </w:pPr>
     </w:p>
     <w:tbl>
@@ -329,8 +329,8 @@
                 <w:bCs/>
                 <w:i w:val="false"/>
                 <w:iCs w:val="false"/>
-                <w:sz w:val="16"/>
-                <w:szCs w:val="16"/>
+                <w:sz w:val="24"/>
+                <w:szCs w:val="24"/>
               </w:rPr>
               <w:t xml:space="preserve">Nom : </w:t>
             </w:r>
@@ -341,10 +341,10 @@
                 <w:bCs w:val="false"/>
                 <w:i w:val="false"/>
                 <w:iCs w:val="false"/>
-                <w:sz w:val="16"/>
-                <w:szCs w:val="16"/>
-              </w:rPr>
-              <w:t xml:space="preserve">....................................</w:t>
+                <w:sz w:val="24"/>
+                <w:szCs w:val="24"/>
+              </w:rPr>
+              <w:t xml:space="preserve">...................</w:t>
             </w:r>
           </w:p>
         </w:tc>
@@ -376,8 +376,8 @@
                 <w:bCs/>
                 <w:i w:val="false"/>
                 <w:iCs w:val="false"/>
-                <w:sz w:val="16"/>
-                <w:szCs w:val="16"/>
+                <w:sz w:val="24"/>
+                <w:szCs w:val="24"/>
               </w:rPr>
               <w:t xml:space="preserve">Prénom : </w:t>
             </w:r>
@@ -388,10 +388,10 @@
                 <w:bCs w:val="false"/>
                 <w:i w:val="false"/>
                 <w:iCs w:val="false"/>
-                <w:sz w:val="16"/>
-                <w:szCs w:val="16"/>
-              </w:rPr>
-              <w:t xml:space="preserve">...............................</w:t>
+                <w:sz w:val="24"/>
+                <w:szCs w:val="24"/>
+              </w:rPr>
+              <w:t xml:space="preserve">................</w:t>
             </w:r>
           </w:p>
         </w:tc>
@@ -423,8 +423,8 @@
                 <w:bCs/>
                 <w:i w:val="false"/>
                 <w:iCs w:val="false"/>
-                <w:sz w:val="16"/>
-                <w:szCs w:val="16"/>
+                <w:sz w:val="24"/>
+                <w:szCs w:val="24"/>
               </w:rPr>
               <w:t xml:space="preserve">Classe : </w:t>
             </w:r>
@@ -435,10 +435,10 @@
                 <w:bCs w:val="false"/>
                 <w:i w:val="false"/>
                 <w:iCs w:val="false"/>
-                <w:sz w:val="16"/>
-                <w:szCs w:val="16"/>
-              </w:rPr>
-              <w:t xml:space="preserve">..........</w:t>
+                <w:sz w:val="24"/>
+                <w:szCs w:val="24"/>
+              </w:rPr>
+              <w:t xml:space="preserve">......</w:t>
             </w:r>
           </w:p>
         </w:tc>
@@ -470,8 +470,8 @@
                 <w:bCs/>
                 <w:i w:val="false"/>
                 <w:iCs w:val="false"/>
-                <w:sz w:val="16"/>
-                <w:szCs w:val="16"/>
+                <w:sz w:val="24"/>
+                <w:szCs w:val="24"/>
               </w:rPr>
               <w:t xml:space="preserve">Maison : </w:t>
             </w:r>
@@ -482,10 +482,10 @@
                 <w:bCs w:val="false"/>
                 <w:i w:val="false"/>
                 <w:iCs w:val="false"/>
-                <w:sz w:val="16"/>
-                <w:szCs w:val="16"/>
-              </w:rPr>
-              <w:t xml:space="preserve">................</w:t>
+                <w:sz w:val="24"/>
+                <w:szCs w:val="24"/>
+              </w:rPr>
+              <w:t xml:space="preserve">......</w:t>
             </w:r>
           </w:p>
         </w:tc>
@@ -493,7 +493,7 @@
     </w:tbl>
     <w:p>
       <w:pPr>
-        <w:spacing w:after="80"/>
+        <w:spacing w:after="128"/>
       </w:pPr>
     </w:p>
     <w:tbl>
@@ -542,8 +542,8 @@
                 <w:bCs/>
                 <w:i w:val="false"/>
                 <w:iCs w:val="false"/>
-                <w:sz w:val="24"/>
-                <w:szCs w:val="24"/>
+                <w:sz w:val="32"/>
+                <w:szCs w:val="32"/>
               </w:rPr>
               <w:t xml:space="preserve">GRATUITS, VRAIMENT ? URL, MOTEURS ET GAFAM</w:t>
             </w:r>
@@ -553,7 +553,7 @@
     </w:tbl>
     <w:p>
       <w:pPr>
-        <w:spacing w:after="80"/>
+        <w:spacing w:after="128"/>
       </w:pPr>
     </w:p>
     <w:tbl>
@@ -591,17 +591,17 @@
           </w:tcPr>
           <w:p>
             <w:pPr>
-              <w:spacing w:after="30"/>
-            </w:pPr>
-            <w:r>
-              <w:rPr>
-                <w:rFonts w:ascii="Arial" w:cs="Arial" w:eastAsia="Arial" w:hAnsi="Arial"/>
-                <w:b w:val="false"/>
-                <w:bCs w:val="false"/>
-                <w:i w:val="false"/>
-                <w:iCs w:val="false"/>
-                <w:sz w:val="18"/>
-                <w:szCs w:val="18"/>
+              <w:spacing w:after="48"/>
+            </w:pPr>
+            <w:r>
+              <w:rPr>
+                <w:rFonts w:ascii="Arial" w:cs="Arial" w:eastAsia="Arial" w:hAnsi="Arial"/>
+                <w:b w:val="false"/>
+                <w:bCs w:val="false"/>
+                <w:i w:val="false"/>
+                <w:iCs w:val="false"/>
+                <w:sz w:val="26"/>
+                <w:szCs w:val="26"/>
               </w:rPr>
               <w:t xml:space="preserve">Zéro franc pour le moteur de recherche, la messagerie, les vidéos, les cartes… Pourtant ces entreprises comptent parmi les plus riches du monde. Un détective se demanderait : d'où vient l'argent ?</w:t>
             </w:r>
@@ -617,8 +617,8 @@
                 <w:bCs/>
                 <w:i/>
                 <w:iCs/>
-                <w:sz w:val="18"/>
-                <w:szCs w:val="18"/>
+                <w:sz w:val="26"/>
+                <w:szCs w:val="26"/>
               </w:rPr>
               <w:t xml:space="preserve">PROBLÉMATIQUE : Que payons-nous vraiment quand un service en ligne est « gratuit » ?</w:t>
             </w:r>
@@ -628,7 +628,7 @@
     </w:tbl>
     <w:p>
       <w:pPr>
-        <w:spacing w:after="80"/>
+        <w:spacing w:after="128"/>
       </w:pPr>
     </w:p>
     <w:tbl>
@@ -676,8 +676,8 @@
                 <w:bCs/>
                 <w:i w:val="false"/>
                 <w:iCs w:val="false"/>
-                <w:sz w:val="20"/>
-                <w:szCs w:val="20"/>
+                <w:sz w:val="28"/>
+                <w:szCs w:val="28"/>
               </w:rPr>
               <w:t xml:space="preserve">PARTIE 1 — Anatomie d'une adresse web (URL)</w:t>
             </w:r>
@@ -687,12 +687,12 @@
     </w:tbl>
     <w:p>
       <w:pPr>
-        <w:spacing w:after="40"/>
+        <w:spacing w:after="64"/>
       </w:pPr>
     </w:p>
     <w:p>
       <w:pPr>
-        <w:spacing w:after="60"/>
+        <w:spacing w:after="96"/>
       </w:pPr>
       <w:r>
         <w:rPr>
@@ -701,8 +701,8 @@
           <w:bCs/>
           <w:i w:val="false"/>
           <w:iCs w:val="false"/>
-          <w:sz w:val="18"/>
-          <w:szCs w:val="18"/>
+          <w:sz w:val="26"/>
+          <w:szCs w:val="26"/>
         </w:rPr>
         <w:t xml:space="preserve">➤ </w:t>
       </w:r>
@@ -713,8 +713,8 @@
           <w:bCs w:val="false"/>
           <w:i w:val="false"/>
           <w:iCs w:val="false"/>
-          <w:sz w:val="18"/>
-          <w:szCs w:val="18"/>
+          <w:sz w:val="26"/>
+          <w:szCs w:val="26"/>
         </w:rPr>
         <w:t xml:space="preserve">Analyse l'URL suivante :   https://www.mobitag.nc/ncl</w:t>
       </w:r>
@@ -765,8 +765,8 @@
                 <w:bCs/>
                 <w:i w:val="false"/>
                 <w:iCs w:val="false"/>
-                <w:sz w:val="16"/>
-                <w:szCs w:val="16"/>
+                <w:sz w:val="24"/>
+                <w:szCs w:val="24"/>
               </w:rPr>
               <w:t xml:space="preserve">Morceau</w:t>
             </w:r>
@@ -801,8 +801,8 @@
                 <w:bCs/>
                 <w:i w:val="false"/>
                 <w:iCs w:val="false"/>
-                <w:sz w:val="16"/>
-                <w:szCs w:val="16"/>
+                <w:sz w:val="24"/>
+                <w:szCs w:val="24"/>
               </w:rPr>
               <w:t xml:space="preserve">Ce qu'il signifie</w:t>
             </w:r>
@@ -838,8 +838,8 @@
                 <w:bCs w:val="false"/>
                 <w:i w:val="false"/>
                 <w:iCs w:val="false"/>
-                <w:sz w:val="16"/>
-                <w:szCs w:val="16"/>
+                <w:sz w:val="24"/>
+                <w:szCs w:val="24"/>
               </w:rPr>
               <w:t xml:space="preserve">https</w:t>
             </w:r>
@@ -873,10 +873,10 @@
                 <w:bCs w:val="false"/>
                 <w:i w:val="false"/>
                 <w:iCs w:val="false"/>
-                <w:sz w:val="16"/>
-                <w:szCs w:val="16"/>
-              </w:rPr>
-              <w:t xml:space="preserve">Signification : connexion .......................................................</w:t>
+                <w:sz w:val="24"/>
+                <w:szCs w:val="24"/>
+              </w:rPr>
+              <w:t xml:space="preserve">Signification : connexion ...................................</w:t>
             </w:r>
           </w:p>
         </w:tc>
@@ -910,8 +910,8 @@
                 <w:bCs w:val="false"/>
                 <w:i w:val="false"/>
                 <w:iCs w:val="false"/>
-                <w:sz w:val="16"/>
-                <w:szCs w:val="16"/>
+                <w:sz w:val="24"/>
+                <w:szCs w:val="24"/>
               </w:rPr>
               <w:t xml:space="preserve">mobitag.nc</w:t>
             </w:r>
@@ -945,10 +945,10 @@
                 <w:bCs w:val="false"/>
                 <w:i w:val="false"/>
                 <w:iCs w:val="false"/>
-                <w:sz w:val="16"/>
-                <w:szCs w:val="16"/>
-              </w:rPr>
-              <w:t xml:space="preserve">C'est le nom de .......................................................</w:t>
+                <w:sz w:val="24"/>
+                <w:szCs w:val="24"/>
+              </w:rPr>
+              <w:t xml:space="preserve">C'est le nom de ...................................</w:t>
             </w:r>
           </w:p>
         </w:tc>
@@ -982,8 +982,8 @@
                 <w:bCs w:val="false"/>
                 <w:i w:val="false"/>
                 <w:iCs w:val="false"/>
-                <w:sz w:val="16"/>
-                <w:szCs w:val="16"/>
+                <w:sz w:val="24"/>
+                <w:szCs w:val="24"/>
               </w:rPr>
               <w:t xml:space="preserve">.nc</w:t>
             </w:r>
@@ -1017,10 +1017,10 @@
                 <w:bCs w:val="false"/>
                 <w:i w:val="false"/>
                 <w:iCs w:val="false"/>
-                <w:sz w:val="16"/>
-                <w:szCs w:val="16"/>
-              </w:rPr>
-              <w:t xml:space="preserve">Cela indique .......................................................</w:t>
+                <w:sz w:val="24"/>
+                <w:szCs w:val="24"/>
+              </w:rPr>
+              <w:t xml:space="preserve">Cela indique ...................................</w:t>
             </w:r>
           </w:p>
         </w:tc>
@@ -1054,8 +1054,8 @@
                 <w:bCs w:val="false"/>
                 <w:i w:val="false"/>
                 <w:iCs w:val="false"/>
-                <w:sz w:val="16"/>
-                <w:szCs w:val="16"/>
+                <w:sz w:val="24"/>
+                <w:szCs w:val="24"/>
               </w:rPr>
               <w:t xml:space="preserve">/ncl</w:t>
             </w:r>
@@ -1089,10 +1089,10 @@
                 <w:bCs w:val="false"/>
                 <w:i w:val="false"/>
                 <w:iCs w:val="false"/>
-                <w:sz w:val="16"/>
-                <w:szCs w:val="16"/>
-              </w:rPr>
-              <w:t xml:space="preserve">C'est ....................................................... du site</w:t>
+                <w:sz w:val="24"/>
+                <w:szCs w:val="24"/>
+              </w:rPr>
+              <w:t xml:space="preserve">C'est ................................... du site</w:t>
             </w:r>
           </w:p>
         </w:tc>
@@ -1100,7 +1100,7 @@
     </w:tbl>
     <w:p>
       <w:pPr>
-        <w:spacing w:after="40" w:before="50"/>
+        <w:spacing w:after="64" w:before="50"/>
       </w:pPr>
       <w:r>
         <w:rPr>
@@ -1109,10 +1109,10 @@
           <w:bCs w:val="false"/>
           <w:i w:val="false"/>
           <w:iCs w:val="false"/>
-          <w:sz w:val="16"/>
-          <w:szCs w:val="16"/>
+          <w:sz w:val="24"/>
+          <w:szCs w:val="24"/>
         </w:rPr>
-        <w:t xml:space="preserve">1a. Pour accéder au serveur, l'URL doit d'abord être traduite en .................................. par le serveur .............. .</w:t>
+        <w:t xml:space="preserve">1a. Pour accéder au serveur, l'URL doit d'abord être traduite en .................. par le serveur ...... .</w:t>
       </w:r>
     </w:p>
     <w:tbl>
@@ -1160,8 +1160,8 @@
                 <w:bCs/>
                 <w:i w:val="false"/>
                 <w:iCs w:val="false"/>
-                <w:sz w:val="20"/>
-                <w:szCs w:val="20"/>
+                <w:sz w:val="28"/>
+                <w:szCs w:val="28"/>
               </w:rPr>
               <w:t xml:space="preserve">PARTIE 2 — L'enquête données  (document projeté)</w:t>
             </w:r>
@@ -1171,12 +1171,12 @@
     </w:tbl>
     <w:p>
       <w:pPr>
-        <w:spacing w:after="40"/>
+        <w:spacing w:after="64"/>
       </w:pPr>
     </w:p>
     <w:p>
       <w:pPr>
-        <w:spacing w:after="60"/>
+        <w:spacing w:after="96"/>
       </w:pPr>
       <w:r>
         <w:rPr>
@@ -1185,8 +1185,8 @@
           <w:bCs/>
           <w:i w:val="false"/>
           <w:iCs w:val="false"/>
-          <w:sz w:val="18"/>
-          <w:szCs w:val="18"/>
+          <w:sz w:val="26"/>
+          <w:szCs w:val="26"/>
         </w:rPr>
         <w:t xml:space="preserve">➤ </w:t>
       </w:r>
@@ -1197,8 +1197,8 @@
           <w:bCs w:val="false"/>
           <w:i w:val="false"/>
           <w:iCs w:val="false"/>
-          <w:sz w:val="18"/>
-          <w:szCs w:val="18"/>
+          <w:sz w:val="26"/>
+          <w:szCs w:val="26"/>
         </w:rPr>
         <w:t xml:space="preserve">À l'aide du document projeté, complète le tableau de l'enquêteur : quelles données chaque service collecte-t-il, et pour quoi faire ?</w:t>
       </w:r>
@@ -1249,8 +1249,8 @@
                 <w:bCs/>
                 <w:i w:val="false"/>
                 <w:iCs w:val="false"/>
-                <w:sz w:val="16"/>
-                <w:szCs w:val="16"/>
+                <w:sz w:val="24"/>
+                <w:szCs w:val="24"/>
               </w:rPr>
               <w:t xml:space="preserve">Service « gratuit »</w:t>
             </w:r>
@@ -1285,8 +1285,8 @@
                 <w:bCs/>
                 <w:i w:val="false"/>
                 <w:iCs w:val="false"/>
-                <w:sz w:val="16"/>
-                <w:szCs w:val="16"/>
+                <w:sz w:val="24"/>
+                <w:szCs w:val="24"/>
               </w:rPr>
               <w:t xml:space="preserve">Ce qu'il collecte sur moi</w:t>
             </w:r>
@@ -1322,8 +1322,8 @@
                 <w:bCs w:val="false"/>
                 <w:i w:val="false"/>
                 <w:iCs w:val="false"/>
-                <w:sz w:val="16"/>
-                <w:szCs w:val="16"/>
+                <w:sz w:val="24"/>
+                <w:szCs w:val="24"/>
               </w:rPr>
               <w:t xml:space="preserve">Moteur de recherche</w:t>
             </w:r>
@@ -1357,10 +1357,10 @@
                 <w:bCs w:val="false"/>
                 <w:i w:val="false"/>
                 <w:iCs w:val="false"/>
-                <w:sz w:val="16"/>
-                <w:szCs w:val="16"/>
-              </w:rPr>
-              <w:t xml:space="preserve">Données collectées : .....................................................................</w:t>
+                <w:sz w:val="24"/>
+                <w:szCs w:val="24"/>
+              </w:rPr>
+              <w:t xml:space="preserve">Données collectées : ............................................</w:t>
             </w:r>
           </w:p>
         </w:tc>
@@ -1394,8 +1394,8 @@
                 <w:bCs w:val="false"/>
                 <w:i w:val="false"/>
                 <w:iCs w:val="false"/>
-                <w:sz w:val="16"/>
-                <w:szCs w:val="16"/>
+                <w:sz w:val="24"/>
+                <w:szCs w:val="24"/>
               </w:rPr>
               <w:t xml:space="preserve">Vidéos (plateforme)</w:t>
             </w:r>
@@ -1429,10 +1429,10 @@
                 <w:bCs w:val="false"/>
                 <w:i w:val="false"/>
                 <w:iCs w:val="false"/>
-                <w:sz w:val="16"/>
-                <w:szCs w:val="16"/>
-              </w:rPr>
-              <w:t xml:space="preserve">Données collectées : .....................................................................</w:t>
+                <w:sz w:val="24"/>
+                <w:szCs w:val="24"/>
+              </w:rPr>
+              <w:t xml:space="preserve">Données collectées : ............................................</w:t>
             </w:r>
           </w:p>
         </w:tc>
@@ -1466,8 +1466,8 @@
                 <w:bCs w:val="false"/>
                 <w:i w:val="false"/>
                 <w:iCs w:val="false"/>
-                <w:sz w:val="16"/>
-                <w:szCs w:val="16"/>
+                <w:sz w:val="24"/>
+                <w:szCs w:val="24"/>
               </w:rPr>
               <w:t xml:space="preserve">Réseau social</w:t>
             </w:r>
@@ -1501,10 +1501,10 @@
                 <w:bCs w:val="false"/>
                 <w:i w:val="false"/>
                 <w:iCs w:val="false"/>
-                <w:sz w:val="16"/>
-                <w:szCs w:val="16"/>
-              </w:rPr>
-              <w:t xml:space="preserve">Données collectées : .....................................................................</w:t>
+                <w:sz w:val="24"/>
+                <w:szCs w:val="24"/>
+              </w:rPr>
+              <w:t xml:space="preserve">Données collectées : ............................................</w:t>
             </w:r>
           </w:p>
         </w:tc>
@@ -1538,8 +1538,8 @@
                 <w:bCs w:val="false"/>
                 <w:i w:val="false"/>
                 <w:iCs w:val="false"/>
-                <w:sz w:val="16"/>
-                <w:szCs w:val="16"/>
+                <w:sz w:val="24"/>
+                <w:szCs w:val="24"/>
               </w:rPr>
               <w:t xml:space="preserve">Cartes / GPS</w:t>
             </w:r>
@@ -1573,10 +1573,10 @@
                 <w:bCs w:val="false"/>
                 <w:i w:val="false"/>
                 <w:iCs w:val="false"/>
-                <w:sz w:val="16"/>
-                <w:szCs w:val="16"/>
-              </w:rPr>
-              <w:t xml:space="preserve">Données collectées : .....................................................................</w:t>
+                <w:sz w:val="24"/>
+                <w:szCs w:val="24"/>
+              </w:rPr>
+              <w:t xml:space="preserve">Données collectées : ............................................</w:t>
             </w:r>
           </w:p>
         </w:tc>
@@ -1584,7 +1584,7 @@
     </w:tbl>
     <w:p>
       <w:pPr>
-        <w:spacing w:after="30" w:before="50"/>
+        <w:spacing w:after="48" w:before="50"/>
       </w:pPr>
       <w:r>
         <w:rPr>
@@ -1593,15 +1593,15 @@
           <w:bCs w:val="false"/>
           <w:i w:val="false"/>
           <w:iCs w:val="false"/>
-          <w:sz w:val="16"/>
-          <w:szCs w:val="16"/>
+          <w:sz w:val="24"/>
+          <w:szCs w:val="24"/>
         </w:rPr>
-        <w:t xml:space="preserve">2a. À quoi servent principalement toutes ces données ? .........................................................................</w:t>
+        <w:t xml:space="preserve">2a. À quoi servent principalement toutes ces données ? ...............................................</w:t>
       </w:r>
     </w:p>
     <w:p>
       <w:pPr>
-        <w:spacing w:after="40"/>
+        <w:spacing w:after="64"/>
       </w:pPr>
       <w:r>
         <w:rPr>
@@ -1610,10 +1610,10 @@
           <w:bCs w:val="false"/>
           <w:i w:val="false"/>
           <w:iCs w:val="false"/>
-          <w:sz w:val="16"/>
-          <w:szCs w:val="16"/>
+          <w:sz w:val="24"/>
+          <w:szCs w:val="24"/>
         </w:rPr>
-        <w:t xml:space="preserve">2b. GAFAM signifie : G............... A............... F............... A............... M...............</w:t>
+        <w:t xml:space="preserve">2b. GAFAM signifie : G...... A...... F...... A...... M......</w:t>
       </w:r>
     </w:p>
     <w:tbl>
@@ -1661,8 +1661,8 @@
                 <w:bCs/>
                 <w:i w:val="false"/>
                 <w:iCs w:val="false"/>
-                <w:sz w:val="20"/>
-                <w:szCs w:val="20"/>
+                <w:sz w:val="28"/>
+                <w:szCs w:val="28"/>
               </w:rPr>
               <w:t xml:space="preserve">PARTIE 3 — Le débat de l'enquêteur</w:t>
             </w:r>
@@ -1672,12 +1672,12 @@
     </w:tbl>
     <w:p>
       <w:pPr>
-        <w:spacing w:after="40"/>
+        <w:spacing w:after="64"/>
       </w:pPr>
     </w:p>
     <w:p>
       <w:pPr>
-        <w:spacing w:after="60"/>
+        <w:spacing w:after="96"/>
       </w:pPr>
       <w:r>
         <w:rPr>
@@ -1686,8 +1686,8 @@
           <w:bCs/>
           <w:i w:val="false"/>
           <w:iCs w:val="false"/>
-          <w:sz w:val="18"/>
-          <w:szCs w:val="18"/>
+          <w:sz w:val="26"/>
+          <w:szCs w:val="26"/>
         </w:rPr>
         <w:t xml:space="preserve">➤ </w:t>
       </w:r>
@@ -1698,15 +1698,15 @@
           <w:bCs w:val="false"/>
           <w:i w:val="false"/>
           <w:iCs w:val="false"/>
-          <w:sz w:val="18"/>
-          <w:szCs w:val="18"/>
+          <w:sz w:val="26"/>
+          <w:szCs w:val="26"/>
         </w:rPr>
         <w:t xml:space="preserve">Prépare ton argumentation pour le débat de fin de séance (2 arguments de chaque côté, avec un exemple précis).</w:t>
       </w:r>
     </w:p>
     <w:p>
       <w:pPr>
-        <w:spacing w:after="30"/>
+        <w:spacing w:after="48"/>
       </w:pPr>
       <w:r>
         <w:rPr>
@@ -1715,15 +1715,15 @@
           <w:bCs/>
           <w:i w:val="false"/>
           <w:iCs w:val="false"/>
-          <w:sz w:val="16"/>
-          <w:szCs w:val="16"/>
+          <w:sz w:val="24"/>
+          <w:szCs w:val="24"/>
         </w:rPr>
         <w:t xml:space="preserve">Deux avantages des services gratuits :</w:t>
       </w:r>
     </w:p>
     <w:p>
       <w:pPr>
-        <w:spacing w:after="60"/>
+        <w:spacing w:after="96"/>
       </w:pPr>
       <w:r>
         <w:rPr>
@@ -1732,15 +1732,15 @@
           <w:bCs w:val="false"/>
           <w:i w:val="false"/>
           <w:iCs w:val="false"/>
-          <w:sz w:val="16"/>
-          <w:szCs w:val="16"/>
+          <w:sz w:val="24"/>
+          <w:szCs w:val="24"/>
         </w:rPr>
-        <w:t xml:space="preserve">......................................................................................................................</w:t>
+        <w:t xml:space="preserve">.............................................................................</w:t>
       </w:r>
     </w:p>
     <w:p>
       <w:pPr>
-        <w:spacing w:after="60"/>
+        <w:spacing w:after="96"/>
       </w:pPr>
       <w:r>
         <w:rPr>
@@ -1749,15 +1749,15 @@
           <w:bCs w:val="false"/>
           <w:i w:val="false"/>
           <w:iCs w:val="false"/>
-          <w:sz w:val="16"/>
-          <w:szCs w:val="16"/>
+          <w:sz w:val="24"/>
+          <w:szCs w:val="24"/>
         </w:rPr>
-        <w:t xml:space="preserve">......................................................................................................................</w:t>
+        <w:t xml:space="preserve">.............................................................................</w:t>
       </w:r>
     </w:p>
     <w:p>
       <w:pPr>
-        <w:spacing w:after="30"/>
+        <w:spacing w:after="48"/>
       </w:pPr>
       <w:r>
         <w:rPr>
@@ -1766,15 +1766,15 @@
           <w:bCs/>
           <w:i w:val="false"/>
           <w:iCs w:val="false"/>
-          <w:sz w:val="16"/>
-          <w:szCs w:val="16"/>
+          <w:sz w:val="24"/>
+          <w:szCs w:val="24"/>
         </w:rPr>
         <w:t xml:space="preserve">Deux risques pour l'utilisateur :</w:t>
       </w:r>
     </w:p>
     <w:p>
       <w:pPr>
-        <w:spacing w:after="60"/>
+        <w:spacing w:after="96"/>
       </w:pPr>
       <w:r>
         <w:rPr>
@@ -1783,15 +1783,15 @@
           <w:bCs w:val="false"/>
           <w:i w:val="false"/>
           <w:iCs w:val="false"/>
-          <w:sz w:val="16"/>
-          <w:szCs w:val="16"/>
+          <w:sz w:val="24"/>
+          <w:szCs w:val="24"/>
         </w:rPr>
-        <w:t xml:space="preserve">......................................................................................................................</w:t>
+        <w:t xml:space="preserve">.............................................................................</w:t>
       </w:r>
     </w:p>
     <w:p>
       <w:pPr>
-        <w:spacing w:after="60"/>
+        <w:spacing w:after="96"/>
       </w:pPr>
       <w:r>
         <w:rPr>
@@ -1800,15 +1800,15 @@
           <w:bCs w:val="false"/>
           <w:i w:val="false"/>
           <w:iCs w:val="false"/>
-          <w:sz w:val="16"/>
-          <w:szCs w:val="16"/>
+          <w:sz w:val="24"/>
+          <w:szCs w:val="24"/>
         </w:rPr>
-        <w:t xml:space="preserve">......................................................................................................................</w:t>
+        <w:t xml:space="preserve">.............................................................................</w:t>
       </w:r>
     </w:p>
     <w:p>
       <w:pPr>
-        <w:spacing w:after="40"/>
+        <w:spacing w:after="64"/>
       </w:pPr>
       <w:r>
         <w:rPr>
@@ -1817,10 +1817,10 @@
           <w:bCs w:val="false"/>
           <w:i w:val="false"/>
           <w:iCs w:val="false"/>
-          <w:sz w:val="16"/>
-          <w:szCs w:val="16"/>
+          <w:sz w:val="24"/>
+          <w:szCs w:val="24"/>
         </w:rPr>
-        <w:t xml:space="preserve">3a. En Europe et en NC, un règlement protège nos données personnelles. Son nom : ..................... (on l'étudiera en SEQ04 !)</w:t>
+        <w:t xml:space="preserve">3a. En Europe et en NC, un règlement protège nos données personnelles. Son nom : ......... (on l'étudiera en SEQ04 !)</w:t>
       </w:r>
     </w:p>
     <w:tbl>
@@ -1859,7 +1859,7 @@
           </w:tcPr>
           <w:p>
             <w:pPr>
-              <w:spacing w:after="60"/>
+              <w:spacing w:after="96"/>
             </w:pPr>
             <w:r>
               <w:rPr>
@@ -1868,44 +1868,44 @@
                 <w:bCs/>
                 <w:i w:val="false"/>
                 <w:iCs w:val="false"/>
-                <w:sz w:val="20"/>
-                <w:szCs w:val="20"/>
+                <w:sz w:val="28"/>
+                <w:szCs w:val="28"/>
               </w:rPr>
               <w:t xml:space="preserve">BILAN — Ce que je retiens</w:t>
             </w:r>
           </w:p>
           <w:p>
             <w:pPr>
-              <w:spacing w:after="60"/>
-            </w:pPr>
-            <w:r>
-              <w:rPr>
-                <w:rFonts w:ascii="Arial" w:cs="Arial" w:eastAsia="Arial" w:hAnsi="Arial"/>
-                <w:b w:val="false"/>
-                <w:bCs w:val="false"/>
-                <w:i w:val="false"/>
-                <w:iCs w:val="false"/>
-                <w:sz w:val="18"/>
-                <w:szCs w:val="18"/>
-              </w:rPr>
-              <w:t xml:space="preserve">Une URL est traduite en adresse IP par le serveur ...................................... avant d'atteindre le serveur web.</w:t>
-            </w:r>
-          </w:p>
-          <w:p>
-            <w:pPr>
-              <w:spacing w:after="60"/>
-            </w:pPr>
-            <w:r>
-              <w:rPr>
-                <w:rFonts w:ascii="Arial" w:cs="Arial" w:eastAsia="Arial" w:hAnsi="Arial"/>
-                <w:b w:val="false"/>
-                <w:bCs w:val="false"/>
-                <w:i w:val="false"/>
-                <w:iCs w:val="false"/>
-                <w:sz w:val="18"/>
-                <w:szCs w:val="18"/>
-              </w:rPr>
-              <w:t xml:space="preserve">Les services « gratuits » se financent grâce à la ...................................... ciblée, construite à partir de nos ...................................... personnelles.</w:t>
+              <w:spacing w:after="96"/>
+            </w:pPr>
+            <w:r>
+              <w:rPr>
+                <w:rFonts w:ascii="Arial" w:cs="Arial" w:eastAsia="Arial" w:hAnsi="Arial"/>
+                <w:b w:val="false"/>
+                <w:bCs w:val="false"/>
+                <w:i w:val="false"/>
+                <w:iCs w:val="false"/>
+                <w:sz w:val="26"/>
+                <w:szCs w:val="26"/>
+              </w:rPr>
+              <w:t xml:space="preserve">Une URL est traduite en adresse IP par le serveur ..................... avant d'atteindre le serveur web.</w:t>
+            </w:r>
+          </w:p>
+          <w:p>
+            <w:pPr>
+              <w:spacing w:after="96"/>
+            </w:pPr>
+            <w:r>
+              <w:rPr>
+                <w:rFonts w:ascii="Arial" w:cs="Arial" w:eastAsia="Arial" w:hAnsi="Arial"/>
+                <w:b w:val="false"/>
+                <w:bCs w:val="false"/>
+                <w:i w:val="false"/>
+                <w:iCs w:val="false"/>
+                <w:sz w:val="26"/>
+                <w:szCs w:val="26"/>
+              </w:rPr>
+              <w:t xml:space="preserve">Les services « gratuits » se financent grâce à la ..................... ciblée, construite à partir de nos ..................... personnelles.</w:t>
             </w:r>
           </w:p>
         </w:tc>
@@ -1923,8 +1923,8 @@
           <w:bCs w:val="false"/>
           <w:i/>
           <w:iCs/>
-          <w:sz w:val="16"/>
-          <w:szCs w:val="16"/>
+          <w:sz w:val="24"/>
+          <w:szCs w:val="24"/>
         </w:rPr>
         <w:t xml:space="preserve">« Quand c'est gratuit, la marchandise, c'est ton attention. »</w:t>
       </w:r>
@@ -2077,8 +2077,8 @@
     <w:rPrDefault>
       <w:rPr>
         <w:rFonts w:ascii="Arial" w:cs="Arial" w:eastAsia="Arial" w:hAnsi="Arial"/>
-        <w:sz w:val="18"/>
-        <w:szCs w:val="18"/>
+        <w:sz w:val="24"/>
+        <w:szCs w:val="24"/>
       </w:rPr>
     </w:rPrDefault>
     <w:pPrDefault/>

--- a/public/2026/seq03/FICHE_S3-A04_GAFAM_4eme.docx
+++ b/public/2026/seq03/FICHE_S3-A04_GAFAM_4eme.docx
@@ -21,6 +21,9 @@
         <w:gridCol w:w="1200"/>
       </w:tblGrid>
       <w:tr>
+        <w:trPr>
+          <w:cantSplit/>
+        </w:trPr>
         <w:tc>
           <w:tcPr>
             <w:tcW w:type="dxa" w:w="1266"/>
@@ -210,6 +213,32 @@
               <w:t xml:space="preserve">ACTIVITÉ N°04</w:t>
             </w:r>
           </w:p>
+          <w:p>
+            <w:pPr>
+              <w:spacing w:after="0"/>
+            </w:pPr>
+            <w:r>
+              <w:rPr>
+                <w:rFonts w:ascii="Arial" w:cs="Arial" w:eastAsia="Arial" w:hAnsi="Arial"/>
+                <w:sz w:val="14"/>
+                <w:szCs w:val="14"/>
+              </w:rPr>
+              <w:t xml:space="preserve">NOM : ..............................</w:t>
+            </w:r>
+          </w:p>
+          <w:p>
+            <w:pPr>
+              <w:spacing w:after="0"/>
+            </w:pPr>
+            <w:r>
+              <w:rPr>
+                <w:rFonts w:ascii="Arial" w:cs="Arial" w:eastAsia="Arial" w:hAnsi="Arial"/>
+                <w:sz w:val="14"/>
+                <w:szCs w:val="14"/>
+              </w:rPr>
+              <w:t xml:space="preserve">PRÉNOM : .........................</w:t>
+            </w:r>
+          </w:p>
         </w:tc>
         <w:tc>
           <w:tcPr>
@@ -295,21 +324,22 @@
         </w:tblBorders>
       </w:tblPr>
       <w:tblGrid>
-        <w:gridCol w:w="2840"/>
-        <w:gridCol w:w="2840"/>
-        <w:gridCol w:w="1640"/>
-        <w:gridCol w:w="2040"/>
+        <w:gridCol w:w="9360"/>
       </w:tblGrid>
       <w:tr>
-        <w:tc>
-          <w:tcPr>
-            <w:tcW w:type="dxa" w:w="2840"/>
-            <w:tcBorders>
-              <w:top w:val="single" w:color="000000" w:sz="6"/>
-              <w:left w:val="single" w:color="000000" w:sz="6"/>
-              <w:bottom w:val="single" w:color="000000" w:sz="6"/>
-              <w:right w:val="single" w:color="000000" w:sz="6"/>
-            </w:tcBorders>
+        <w:trPr>
+          <w:cantSplit/>
+        </w:trPr>
+        <w:tc>
+          <w:tcPr>
+            <w:tcW w:type="dxa" w:w="9360"/>
+            <w:tcBorders>
+              <w:top w:val="single" w:color="000000" w:sz="6"/>
+              <w:left w:val="single" w:color="000000" w:sz="6"/>
+              <w:bottom w:val="single" w:color="000000" w:sz="6"/>
+              <w:right w:val="single" w:color="000000" w:sz="6"/>
+            </w:tcBorders>
+            <w:shd w:fill="D9D9D9" w:val="clear"/>
             <w:tcMar>
               <w:top w:type="dxa" w:w="40"/>
               <w:left w:type="dxa" w:w="80"/>
@@ -320,7 +350,10 @@
           </w:tcPr>
           <w:p>
             <w:pPr>
-              <w:spacing w:after="0"/>
+              <w:keepNext/>
+              <w:keepLines/>
+              <w:spacing w:after="0"/>
+              <w:jc w:val="center"/>
             </w:pPr>
             <w:r>
               <w:rPr>
@@ -329,163 +362,10 @@
                 <w:bCs/>
                 <w:i w:val="false"/>
                 <w:iCs w:val="false"/>
-                <w:sz w:val="24"/>
-                <w:szCs w:val="24"/>
-              </w:rPr>
-              <w:t xml:space="preserve">Nom : </w:t>
-            </w:r>
-            <w:r>
-              <w:rPr>
-                <w:rFonts w:ascii="Arial" w:cs="Arial" w:eastAsia="Arial" w:hAnsi="Arial"/>
-                <w:b w:val="false"/>
-                <w:bCs w:val="false"/>
-                <w:i w:val="false"/>
-                <w:iCs w:val="false"/>
-                <w:sz w:val="24"/>
-                <w:szCs w:val="24"/>
-              </w:rPr>
-              <w:t xml:space="preserve">...................</w:t>
-            </w:r>
-          </w:p>
-        </w:tc>
-        <w:tc>
-          <w:tcPr>
-            <w:tcW w:type="dxa" w:w="2840"/>
-            <w:tcBorders>
-              <w:top w:val="single" w:color="000000" w:sz="6"/>
-              <w:left w:val="single" w:color="000000" w:sz="6"/>
-              <w:bottom w:val="single" w:color="000000" w:sz="6"/>
-              <w:right w:val="single" w:color="000000" w:sz="6"/>
-            </w:tcBorders>
-            <w:tcMar>
-              <w:top w:type="dxa" w:w="40"/>
-              <w:left w:type="dxa" w:w="80"/>
-              <w:bottom w:type="dxa" w:w="40"/>
-              <w:right w:type="dxa" w:w="80"/>
-            </w:tcMar>
-            <w:vAlign w:val="center"/>
-          </w:tcPr>
-          <w:p>
-            <w:pPr>
-              <w:spacing w:after="0"/>
-            </w:pPr>
-            <w:r>
-              <w:rPr>
-                <w:rFonts w:ascii="Arial" w:cs="Arial" w:eastAsia="Arial" w:hAnsi="Arial"/>
-                <w:b/>
-                <w:bCs/>
-                <w:i w:val="false"/>
-                <w:iCs w:val="false"/>
-                <w:sz w:val="24"/>
-                <w:szCs w:val="24"/>
-              </w:rPr>
-              <w:t xml:space="preserve">Prénom : </w:t>
-            </w:r>
-            <w:r>
-              <w:rPr>
-                <w:rFonts w:ascii="Arial" w:cs="Arial" w:eastAsia="Arial" w:hAnsi="Arial"/>
-                <w:b w:val="false"/>
-                <w:bCs w:val="false"/>
-                <w:i w:val="false"/>
-                <w:iCs w:val="false"/>
-                <w:sz w:val="24"/>
-                <w:szCs w:val="24"/>
-              </w:rPr>
-              <w:t xml:space="preserve">................</w:t>
-            </w:r>
-          </w:p>
-        </w:tc>
-        <w:tc>
-          <w:tcPr>
-            <w:tcW w:type="dxa" w:w="1640"/>
-            <w:tcBorders>
-              <w:top w:val="single" w:color="000000" w:sz="6"/>
-              <w:left w:val="single" w:color="000000" w:sz="6"/>
-              <w:bottom w:val="single" w:color="000000" w:sz="6"/>
-              <w:right w:val="single" w:color="000000" w:sz="6"/>
-            </w:tcBorders>
-            <w:tcMar>
-              <w:top w:type="dxa" w:w="40"/>
-              <w:left w:type="dxa" w:w="80"/>
-              <w:bottom w:type="dxa" w:w="40"/>
-              <w:right w:type="dxa" w:w="80"/>
-            </w:tcMar>
-            <w:vAlign w:val="center"/>
-          </w:tcPr>
-          <w:p>
-            <w:pPr>
-              <w:spacing w:after="0"/>
-            </w:pPr>
-            <w:r>
-              <w:rPr>
-                <w:rFonts w:ascii="Arial" w:cs="Arial" w:eastAsia="Arial" w:hAnsi="Arial"/>
-                <w:b/>
-                <w:bCs/>
-                <w:i w:val="false"/>
-                <w:iCs w:val="false"/>
-                <w:sz w:val="24"/>
-                <w:szCs w:val="24"/>
-              </w:rPr>
-              <w:t xml:space="preserve">Classe : </w:t>
-            </w:r>
-            <w:r>
-              <w:rPr>
-                <w:rFonts w:ascii="Arial" w:cs="Arial" w:eastAsia="Arial" w:hAnsi="Arial"/>
-                <w:b w:val="false"/>
-                <w:bCs w:val="false"/>
-                <w:i w:val="false"/>
-                <w:iCs w:val="false"/>
-                <w:sz w:val="24"/>
-                <w:szCs w:val="24"/>
-              </w:rPr>
-              <w:t xml:space="preserve">......</w:t>
-            </w:r>
-          </w:p>
-        </w:tc>
-        <w:tc>
-          <w:tcPr>
-            <w:tcW w:type="dxa" w:w="2040"/>
-            <w:tcBorders>
-              <w:top w:val="single" w:color="000000" w:sz="6"/>
-              <w:left w:val="single" w:color="000000" w:sz="6"/>
-              <w:bottom w:val="single" w:color="000000" w:sz="6"/>
-              <w:right w:val="single" w:color="000000" w:sz="6"/>
-            </w:tcBorders>
-            <w:tcMar>
-              <w:top w:type="dxa" w:w="40"/>
-              <w:left w:type="dxa" w:w="80"/>
-              <w:bottom w:type="dxa" w:w="40"/>
-              <w:right w:type="dxa" w:w="80"/>
-            </w:tcMar>
-            <w:vAlign w:val="center"/>
-          </w:tcPr>
-          <w:p>
-            <w:pPr>
-              <w:spacing w:after="0"/>
-            </w:pPr>
-            <w:r>
-              <w:rPr>
-                <w:rFonts w:ascii="Arial" w:cs="Arial" w:eastAsia="Arial" w:hAnsi="Arial"/>
-                <w:b/>
-                <w:bCs/>
-                <w:i w:val="false"/>
-                <w:iCs w:val="false"/>
-                <w:sz w:val="24"/>
-                <w:szCs w:val="24"/>
-              </w:rPr>
-              <w:t xml:space="preserve">Maison : </w:t>
-            </w:r>
-            <w:r>
-              <w:rPr>
-                <w:rFonts w:ascii="Arial" w:cs="Arial" w:eastAsia="Arial" w:hAnsi="Arial"/>
-                <w:b w:val="false"/>
-                <w:bCs w:val="false"/>
-                <w:i w:val="false"/>
-                <w:iCs w:val="false"/>
-                <w:sz w:val="24"/>
-                <w:szCs w:val="24"/>
-              </w:rPr>
-              <w:t xml:space="preserve">......</w:t>
+                <w:sz w:val="32"/>
+                <w:szCs w:val="32"/>
+              </w:rPr>
+              <w:t xml:space="preserve">GRATUITS, VRAIMENT ? URL, MOTEURS ET GAFAM</w:t>
             </w:r>
           </w:p>
         </w:tc>
@@ -493,6 +373,8 @@
     </w:tbl>
     <w:p>
       <w:pPr>
+        <w:keepNext/>
+        <w:keepLines/>
         <w:spacing w:after="128"/>
       </w:pPr>
     </w:p>
@@ -512,66 +394,9 @@
         <w:gridCol w:w="9360"/>
       </w:tblGrid>
       <w:tr>
-        <w:tc>
-          <w:tcPr>
-            <w:tcW w:type="dxa" w:w="9360"/>
-            <w:tcBorders>
-              <w:top w:val="single" w:color="000000" w:sz="6"/>
-              <w:left w:val="single" w:color="000000" w:sz="6"/>
-              <w:bottom w:val="single" w:color="000000" w:sz="6"/>
-              <w:right w:val="single" w:color="000000" w:sz="6"/>
-            </w:tcBorders>
-            <w:shd w:fill="D9D9D9" w:val="clear"/>
-            <w:tcMar>
-              <w:top w:type="dxa" w:w="40"/>
-              <w:left w:type="dxa" w:w="80"/>
-              <w:bottom w:type="dxa" w:w="40"/>
-              <w:right w:type="dxa" w:w="80"/>
-            </w:tcMar>
-            <w:vAlign w:val="center"/>
-          </w:tcPr>
-          <w:p>
-            <w:pPr>
-              <w:spacing w:after="0"/>
-              <w:jc w:val="center"/>
-            </w:pPr>
-            <w:r>
-              <w:rPr>
-                <w:rFonts w:ascii="Arial" w:cs="Arial" w:eastAsia="Arial" w:hAnsi="Arial"/>
-                <w:b/>
-                <w:bCs/>
-                <w:i w:val="false"/>
-                <w:iCs w:val="false"/>
-                <w:sz w:val="32"/>
-                <w:szCs w:val="32"/>
-              </w:rPr>
-              <w:t xml:space="preserve">GRATUITS, VRAIMENT ? URL, MOTEURS ET GAFAM</w:t>
-            </w:r>
-          </w:p>
-        </w:tc>
-      </w:tr>
-    </w:tbl>
-    <w:p>
-      <w:pPr>
-        <w:spacing w:after="128"/>
-      </w:pPr>
-    </w:p>
-    <w:tbl>
-      <w:tblPr>
-        <w:tblW w:type="dxa" w:w="9360"/>
-        <w:tblBorders>
-          <w:top w:val="single" w:color="auto" w:sz="4"/>
-          <w:left w:val="single" w:color="auto" w:sz="4"/>
-          <w:bottom w:val="single" w:color="auto" w:sz="4"/>
-          <w:right w:val="single" w:color="auto" w:sz="4"/>
-          <w:insideH w:val="single" w:color="auto" w:sz="4"/>
-          <w:insideV w:val="single" w:color="auto" w:sz="4"/>
-        </w:tblBorders>
-      </w:tblPr>
-      <w:tblGrid>
-        <w:gridCol w:w="9360"/>
-      </w:tblGrid>
-      <w:tr>
+        <w:trPr>
+          <w:cantSplit/>
+        </w:trPr>
         <w:tc>
           <w:tcPr>
             <w:tcW w:type="dxa" w:w="9360"/>
@@ -591,6 +416,8 @@
           </w:tcPr>
           <w:p>
             <w:pPr>
+              <w:keepNext/>
+              <w:keepLines/>
               <w:spacing w:after="48"/>
             </w:pPr>
             <w:r>
@@ -608,6 +435,8 @@
           </w:p>
           <w:p>
             <w:pPr>
+              <w:keepNext/>
+              <w:keepLines/>
               <w:spacing w:after="0"/>
             </w:pPr>
             <w:r>
@@ -628,70 +457,35 @@
     </w:tbl>
     <w:p>
       <w:pPr>
-        <w:spacing w:after="128"/>
-      </w:pPr>
-    </w:p>
-    <w:tbl>
-      <w:tblPr>
-        <w:tblW w:type="dxa" w:w="9360"/>
-        <w:tblBorders>
-          <w:top w:val="single" w:color="auto" w:sz="4"/>
-          <w:left w:val="single" w:color="auto" w:sz="4"/>
-          <w:bottom w:val="single" w:color="auto" w:sz="4"/>
-          <w:right w:val="single" w:color="auto" w:sz="4"/>
-          <w:insideH w:val="single" w:color="auto" w:sz="4"/>
-          <w:insideV w:val="single" w:color="auto" w:sz="4"/>
-        </w:tblBorders>
-      </w:tblPr>
-      <w:tblGrid>
-        <w:gridCol w:w="9360"/>
-      </w:tblGrid>
-      <w:tr>
-        <w:tc>
-          <w:tcPr>
-            <w:tcW w:type="dxa" w:w="9360"/>
-            <w:tcBorders>
-              <w:top w:val="single" w:color="000000" w:sz="6"/>
-              <w:left w:val="single" w:color="000000" w:sz="6"/>
-              <w:bottom w:val="single" w:color="000000" w:sz="6"/>
-              <w:right w:val="single" w:color="000000" w:sz="6"/>
-            </w:tcBorders>
-            <w:shd w:fill="D9D9D9" w:val="clear"/>
-            <w:tcMar>
-              <w:top w:type="dxa" w:w="40"/>
-              <w:left w:type="dxa" w:w="80"/>
-              <w:bottom w:type="dxa" w:w="40"/>
-              <w:right w:type="dxa" w:w="80"/>
-            </w:tcMar>
-            <w:vAlign w:val="center"/>
-          </w:tcPr>
-          <w:p>
-            <w:pPr>
-              <w:spacing w:after="0"/>
-            </w:pPr>
-            <w:r>
-              <w:rPr>
-                <w:rFonts w:ascii="Arial" w:cs="Arial" w:eastAsia="Arial" w:hAnsi="Arial"/>
-                <w:b/>
-                <w:bCs/>
-                <w:i w:val="false"/>
-                <w:iCs w:val="false"/>
-                <w:sz w:val="28"/>
-                <w:szCs w:val="28"/>
-              </w:rPr>
-              <w:t xml:space="preserve">PARTIE 1 — Anatomie d'une adresse web (URL)</w:t>
-            </w:r>
-          </w:p>
-        </w:tc>
-      </w:tr>
-    </w:tbl>
-    <w:p>
-      <w:pPr>
-        <w:spacing w:after="64"/>
-      </w:pPr>
+        <w:keepNext/>
+        <w:keepLines/>
+        <w:pBdr>
+          <w:top w:val="single" w:color="000000" w:sz="6" w:space="4"/>
+          <w:left w:val="single" w:color="000000" w:sz="6" w:space="4"/>
+          <w:bottom w:val="single" w:color="000000" w:sz="6" w:space="4"/>
+          <w:right w:val="single" w:color="000000" w:sz="6" w:space="4"/>
+        </w:pBdr>
+        <w:shd w:val="clear" w:color="auto" w:fill="D9D9D9"/>
+        <w:spacing w:before="150" w:after="130"/>
+        <w:ind w:left="0" w:right="1106"/>
+      </w:pPr>
+      <w:r>
+        <w:rPr>
+          <w:rFonts w:ascii="Arial" w:cs="Arial" w:eastAsia="Arial" w:hAnsi="Arial"/>
+          <w:b/>
+          <w:bCs/>
+          <w:i w:val="false"/>
+          <w:iCs w:val="false"/>
+          <w:sz w:val="28"/>
+          <w:szCs w:val="28"/>
+        </w:rPr>
+        <w:t xml:space="preserve">PARTIE 1 — Anatomie d'une adresse web (URL)</w:t>
+      </w:r>
     </w:p>
     <w:p>
       <w:pPr>
+        <w:keepNext/>
+        <w:keepLines/>
         <w:spacing w:after="96"/>
       </w:pPr>
       <w:r>
@@ -736,6 +530,9 @@
         <w:gridCol w:w="6960"/>
       </w:tblGrid>
       <w:tr>
+        <w:trPr>
+          <w:cantSplit/>
+        </w:trPr>
         <w:tc>
           <w:tcPr>
             <w:tcW w:type="dxa" w:w="2400"/>
@@ -756,6 +553,8 @@
           </w:tcPr>
           <w:p>
             <w:pPr>
+              <w:keepNext/>
+              <w:keepLines/>
               <w:spacing w:after="0"/>
             </w:pPr>
             <w:r>
@@ -792,6 +591,8 @@
           </w:tcPr>
           <w:p>
             <w:pPr>
+              <w:keepNext/>
+              <w:keepLines/>
               <w:spacing w:after="0"/>
             </w:pPr>
             <w:r>
@@ -810,6 +611,9 @@
         </w:tc>
       </w:tr>
       <w:tr>
+        <w:trPr>
+          <w:cantSplit/>
+        </w:trPr>
         <w:tc>
           <w:tcPr>
             <w:tcW w:type="dxa" w:w="2400"/>
@@ -829,6 +633,8 @@
           </w:tcPr>
           <w:p>
             <w:pPr>
+              <w:keepNext/>
+              <w:keepLines/>
               <w:spacing w:after="0"/>
             </w:pPr>
             <w:r>
@@ -864,6 +670,8 @@
           </w:tcPr>
           <w:p>
             <w:pPr>
+              <w:keepNext/>
+              <w:keepLines/>
               <w:spacing w:after="0"/>
             </w:pPr>
             <w:r>
@@ -882,6 +690,9 @@
         </w:tc>
       </w:tr>
       <w:tr>
+        <w:trPr>
+          <w:cantSplit/>
+        </w:trPr>
         <w:tc>
           <w:tcPr>
             <w:tcW w:type="dxa" w:w="2400"/>
@@ -901,6 +712,8 @@
           </w:tcPr>
           <w:p>
             <w:pPr>
+              <w:keepNext/>
+              <w:keepLines/>
               <w:spacing w:after="0"/>
             </w:pPr>
             <w:r>
@@ -936,6 +749,8 @@
           </w:tcPr>
           <w:p>
             <w:pPr>
+              <w:keepNext/>
+              <w:keepLines/>
               <w:spacing w:after="0"/>
             </w:pPr>
             <w:r>
@@ -954,6 +769,9 @@
         </w:tc>
       </w:tr>
       <w:tr>
+        <w:trPr>
+          <w:cantSplit/>
+        </w:trPr>
         <w:tc>
           <w:tcPr>
             <w:tcW w:type="dxa" w:w="2400"/>
@@ -973,6 +791,8 @@
           </w:tcPr>
           <w:p>
             <w:pPr>
+              <w:keepNext/>
+              <w:keepLines/>
               <w:spacing w:after="0"/>
             </w:pPr>
             <w:r>
@@ -1008,6 +828,8 @@
           </w:tcPr>
           <w:p>
             <w:pPr>
+              <w:keepNext/>
+              <w:keepLines/>
               <w:spacing w:after="0"/>
             </w:pPr>
             <w:r>
@@ -1026,6 +848,9 @@
         </w:tc>
       </w:tr>
       <w:tr>
+        <w:trPr>
+          <w:cantSplit/>
+        </w:trPr>
         <w:tc>
           <w:tcPr>
             <w:tcW w:type="dxa" w:w="2400"/>
@@ -1115,67 +940,37 @@
         <w:t xml:space="preserve">1a. Pour accéder au serveur, l'URL doit d'abord être traduite en .................. par le serveur ...... .</w:t>
       </w:r>
     </w:p>
-    <w:tbl>
-      <w:tblPr>
-        <w:tblW w:type="dxa" w:w="9360"/>
-        <w:tblBorders>
-          <w:top w:val="single" w:color="auto" w:sz="4"/>
-          <w:left w:val="single" w:color="auto" w:sz="4"/>
-          <w:bottom w:val="single" w:color="auto" w:sz="4"/>
-          <w:right w:val="single" w:color="auto" w:sz="4"/>
-          <w:insideH w:val="single" w:color="auto" w:sz="4"/>
-          <w:insideV w:val="single" w:color="auto" w:sz="4"/>
-        </w:tblBorders>
-      </w:tblPr>
-      <w:tblGrid>
-        <w:gridCol w:w="9360"/>
-      </w:tblGrid>
-      <w:tr>
-        <w:tc>
-          <w:tcPr>
-            <w:tcW w:type="dxa" w:w="9360"/>
-            <w:tcBorders>
-              <w:top w:val="single" w:color="000000" w:sz="6"/>
-              <w:left w:val="single" w:color="000000" w:sz="6"/>
-              <w:bottom w:val="single" w:color="000000" w:sz="6"/>
-              <w:right w:val="single" w:color="000000" w:sz="6"/>
-            </w:tcBorders>
-            <w:shd w:fill="D9D9D9" w:val="clear"/>
-            <w:tcMar>
-              <w:top w:type="dxa" w:w="40"/>
-              <w:left w:type="dxa" w:w="80"/>
-              <w:bottom w:type="dxa" w:w="40"/>
-              <w:right w:type="dxa" w:w="80"/>
-            </w:tcMar>
-            <w:vAlign w:val="center"/>
-          </w:tcPr>
-          <w:p>
-            <w:pPr>
-              <w:spacing w:after="0"/>
-            </w:pPr>
-            <w:r>
-              <w:rPr>
-                <w:rFonts w:ascii="Arial" w:cs="Arial" w:eastAsia="Arial" w:hAnsi="Arial"/>
-                <w:b/>
-                <w:bCs/>
-                <w:i w:val="false"/>
-                <w:iCs w:val="false"/>
-                <w:sz w:val="28"/>
-                <w:szCs w:val="28"/>
-              </w:rPr>
-              <w:t xml:space="preserve">PARTIE 2 — L'enquête données  (document projeté)</w:t>
-            </w:r>
-          </w:p>
-        </w:tc>
-      </w:tr>
-    </w:tbl>
     <w:p>
       <w:pPr>
-        <w:spacing w:after="64"/>
-      </w:pPr>
+        <w:keepNext/>
+        <w:keepLines/>
+        <w:pBdr>
+          <w:top w:val="single" w:color="000000" w:sz="6" w:space="4"/>
+          <w:left w:val="single" w:color="000000" w:sz="6" w:space="4"/>
+          <w:bottom w:val="single" w:color="000000" w:sz="6" w:space="4"/>
+          <w:right w:val="single" w:color="000000" w:sz="6" w:space="4"/>
+        </w:pBdr>
+        <w:shd w:val="clear" w:color="auto" w:fill="D9D9D9"/>
+        <w:spacing w:before="150" w:after="130"/>
+        <w:ind w:left="0" w:right="1106"/>
+      </w:pPr>
+      <w:r>
+        <w:rPr>
+          <w:rFonts w:ascii="Arial" w:cs="Arial" w:eastAsia="Arial" w:hAnsi="Arial"/>
+          <w:b/>
+          <w:bCs/>
+          <w:i w:val="false"/>
+          <w:iCs w:val="false"/>
+          <w:sz w:val="28"/>
+          <w:szCs w:val="28"/>
+        </w:rPr>
+        <w:t xml:space="preserve">PARTIE 2 — L'enquête données  (document projeté)</w:t>
+      </w:r>
     </w:p>
     <w:p>
       <w:pPr>
+        <w:keepNext/>
+        <w:keepLines/>
         <w:spacing w:after="96"/>
       </w:pPr>
       <w:r>
@@ -1220,6 +1015,9 @@
         <w:gridCol w:w="6160"/>
       </w:tblGrid>
       <w:tr>
+        <w:trPr>
+          <w:cantSplit/>
+        </w:trPr>
         <w:tc>
           <w:tcPr>
             <w:tcW w:type="dxa" w:w="3200"/>
@@ -1240,6 +1038,8 @@
           </w:tcPr>
           <w:p>
             <w:pPr>
+              <w:keepNext/>
+              <w:keepLines/>
               <w:spacing w:after="0"/>
             </w:pPr>
             <w:r>
@@ -1276,6 +1076,8 @@
           </w:tcPr>
           <w:p>
             <w:pPr>
+              <w:keepNext/>
+              <w:keepLines/>
               <w:spacing w:after="0"/>
             </w:pPr>
             <w:r>
@@ -1294,6 +1096,9 @@
         </w:tc>
       </w:tr>
       <w:tr>
+        <w:trPr>
+          <w:cantSplit/>
+        </w:trPr>
         <w:tc>
           <w:tcPr>
             <w:tcW w:type="dxa" w:w="3200"/>
@@ -1313,6 +1118,8 @@
           </w:tcPr>
           <w:p>
             <w:pPr>
+              <w:keepNext/>
+              <w:keepLines/>
               <w:spacing w:after="0"/>
             </w:pPr>
             <w:r>
@@ -1348,6 +1155,8 @@
           </w:tcPr>
           <w:p>
             <w:pPr>
+              <w:keepNext/>
+              <w:keepLines/>
               <w:spacing w:after="0"/>
             </w:pPr>
             <w:r>
@@ -1366,6 +1175,9 @@
         </w:tc>
       </w:tr>
       <w:tr>
+        <w:trPr>
+          <w:cantSplit/>
+        </w:trPr>
         <w:tc>
           <w:tcPr>
             <w:tcW w:type="dxa" w:w="3200"/>
@@ -1385,6 +1197,8 @@
           </w:tcPr>
           <w:p>
             <w:pPr>
+              <w:keepNext/>
+              <w:keepLines/>
               <w:spacing w:after="0"/>
             </w:pPr>
             <w:r>
@@ -1420,6 +1234,8 @@
           </w:tcPr>
           <w:p>
             <w:pPr>
+              <w:keepNext/>
+              <w:keepLines/>
               <w:spacing w:after="0"/>
             </w:pPr>
             <w:r>
@@ -1438,6 +1254,9 @@
         </w:tc>
       </w:tr>
       <w:tr>
+        <w:trPr>
+          <w:cantSplit/>
+        </w:trPr>
         <w:tc>
           <w:tcPr>
             <w:tcW w:type="dxa" w:w="3200"/>
@@ -1457,6 +1276,8 @@
           </w:tcPr>
           <w:p>
             <w:pPr>
+              <w:keepNext/>
+              <w:keepLines/>
               <w:spacing w:after="0"/>
             </w:pPr>
             <w:r>
@@ -1492,6 +1313,8 @@
           </w:tcPr>
           <w:p>
             <w:pPr>
+              <w:keepNext/>
+              <w:keepLines/>
               <w:spacing w:after="0"/>
             </w:pPr>
             <w:r>
@@ -1510,6 +1333,9 @@
         </w:tc>
       </w:tr>
       <w:tr>
+        <w:trPr>
+          <w:cantSplit/>
+        </w:trPr>
         <w:tc>
           <w:tcPr>
             <w:tcW w:type="dxa" w:w="3200"/>
@@ -1614,6 +1440,183 @@
           <w:szCs w:val="24"/>
         </w:rPr>
         <w:t xml:space="preserve">2b. GAFAM signifie : G...... A...... F...... A...... M......</w:t>
+      </w:r>
+    </w:p>
+    <w:p>
+      <w:pPr>
+        <w:keepNext/>
+        <w:keepLines/>
+        <w:pBdr>
+          <w:top w:val="single" w:color="000000" w:sz="6" w:space="4"/>
+          <w:left w:val="single" w:color="000000" w:sz="6" w:space="4"/>
+          <w:bottom w:val="single" w:color="000000" w:sz="6" w:space="4"/>
+          <w:right w:val="single" w:color="000000" w:sz="6" w:space="4"/>
+        </w:pBdr>
+        <w:shd w:val="clear" w:color="auto" w:fill="D9D9D9"/>
+        <w:spacing w:before="150" w:after="130"/>
+        <w:ind w:left="0" w:right="1106"/>
+      </w:pPr>
+      <w:r>
+        <w:rPr>
+          <w:rFonts w:ascii="Arial" w:cs="Arial" w:eastAsia="Arial" w:hAnsi="Arial"/>
+          <w:b/>
+          <w:bCs/>
+          <w:i w:val="false"/>
+          <w:iCs w:val="false"/>
+          <w:sz w:val="28"/>
+          <w:szCs w:val="28"/>
+        </w:rPr>
+        <w:t xml:space="preserve">PARTIE 3 — Le débat de l'enquêteur</w:t>
+      </w:r>
+    </w:p>
+    <w:p>
+      <w:pPr>
+        <w:keepNext/>
+        <w:keepLines/>
+        <w:spacing w:after="96"/>
+      </w:pPr>
+      <w:r>
+        <w:rPr>
+          <w:rFonts w:ascii="Arial" w:cs="Arial" w:eastAsia="Arial" w:hAnsi="Arial"/>
+          <w:b/>
+          <w:bCs/>
+          <w:i w:val="false"/>
+          <w:iCs w:val="false"/>
+          <w:sz w:val="26"/>
+          <w:szCs w:val="26"/>
+        </w:rPr>
+        <w:t xml:space="preserve">➤ </w:t>
+      </w:r>
+      <w:r>
+        <w:rPr>
+          <w:rFonts w:ascii="Arial" w:cs="Arial" w:eastAsia="Arial" w:hAnsi="Arial"/>
+          <w:b w:val="false"/>
+          <w:bCs w:val="false"/>
+          <w:i w:val="false"/>
+          <w:iCs w:val="false"/>
+          <w:sz w:val="26"/>
+          <w:szCs w:val="26"/>
+        </w:rPr>
+        <w:t xml:space="preserve">Prépare ton argumentation pour le débat de fin de séance (2 arguments de chaque côté, avec un exemple précis).</w:t>
+      </w:r>
+    </w:p>
+    <w:p>
+      <w:pPr>
+        <w:spacing w:after="48"/>
+      </w:pPr>
+      <w:r>
+        <w:rPr>
+          <w:rFonts w:ascii="Arial" w:cs="Arial" w:eastAsia="Arial" w:hAnsi="Arial"/>
+          <w:b/>
+          <w:bCs/>
+          <w:i w:val="false"/>
+          <w:iCs w:val="false"/>
+          <w:sz w:val="24"/>
+          <w:szCs w:val="24"/>
+        </w:rPr>
+        <w:t xml:space="preserve">Deux avantages des services gratuits :</w:t>
+      </w:r>
+    </w:p>
+    <w:p>
+      <w:pPr>
+        <w:spacing w:after="96"/>
+      </w:pPr>
+      <w:r>
+        <w:rPr>
+          <w:rFonts w:ascii="Arial" w:cs="Arial" w:eastAsia="Arial" w:hAnsi="Arial"/>
+          <w:b w:val="false"/>
+          <w:bCs w:val="false"/>
+          <w:i w:val="false"/>
+          <w:iCs w:val="false"/>
+          <w:sz w:val="24"/>
+          <w:szCs w:val="24"/>
+        </w:rPr>
+        <w:t xml:space="preserve">.............................................................................</w:t>
+      </w:r>
+    </w:p>
+    <w:p>
+      <w:pPr>
+        <w:spacing w:after="96"/>
+      </w:pPr>
+      <w:r>
+        <w:rPr>
+          <w:rFonts w:ascii="Arial" w:cs="Arial" w:eastAsia="Arial" w:hAnsi="Arial"/>
+          <w:b w:val="false"/>
+          <w:bCs w:val="false"/>
+          <w:i w:val="false"/>
+          <w:iCs w:val="false"/>
+          <w:sz w:val="24"/>
+          <w:szCs w:val="24"/>
+        </w:rPr>
+        <w:t xml:space="preserve">.............................................................................</w:t>
+      </w:r>
+    </w:p>
+    <w:p>
+      <w:pPr>
+        <w:spacing w:after="48"/>
+      </w:pPr>
+      <w:r>
+        <w:rPr>
+          <w:rFonts w:ascii="Arial" w:cs="Arial" w:eastAsia="Arial" w:hAnsi="Arial"/>
+          <w:b/>
+          <w:bCs/>
+          <w:i w:val="false"/>
+          <w:iCs w:val="false"/>
+          <w:sz w:val="24"/>
+          <w:szCs w:val="24"/>
+        </w:rPr>
+        <w:t xml:space="preserve">Deux risques pour l'utilisateur :</w:t>
+      </w:r>
+    </w:p>
+    <w:p>
+      <w:pPr>
+        <w:spacing w:after="96"/>
+      </w:pPr>
+      <w:r>
+        <w:rPr>
+          <w:rFonts w:ascii="Arial" w:cs="Arial" w:eastAsia="Arial" w:hAnsi="Arial"/>
+          <w:b w:val="false"/>
+          <w:bCs w:val="false"/>
+          <w:i w:val="false"/>
+          <w:iCs w:val="false"/>
+          <w:sz w:val="24"/>
+          <w:szCs w:val="24"/>
+        </w:rPr>
+        <w:t xml:space="preserve">.............................................................................</w:t>
+      </w:r>
+    </w:p>
+    <w:p>
+      <w:pPr>
+        <w:spacing w:after="96"/>
+      </w:pPr>
+      <w:r>
+        <w:rPr>
+          <w:rFonts w:ascii="Arial" w:cs="Arial" w:eastAsia="Arial" w:hAnsi="Arial"/>
+          <w:b w:val="false"/>
+          <w:bCs w:val="false"/>
+          <w:i w:val="false"/>
+          <w:iCs w:val="false"/>
+          <w:sz w:val="24"/>
+          <w:szCs w:val="24"/>
+        </w:rPr>
+        <w:t xml:space="preserve">.............................................................................</w:t>
+      </w:r>
+    </w:p>
+    <w:p>
+      <w:pPr>
+        <w:spacing w:after="64"/>
+      </w:pPr>
+      <w:r>
+        <w:rPr>
+          <w:rFonts w:ascii="Arial" w:cs="Arial" w:eastAsia="Arial" w:hAnsi="Arial"/>
+          <w:b w:val="false"/>
+          <w:bCs w:val="false"/>
+          <w:i w:val="false"/>
+          <w:iCs w:val="false"/>
+          <w:sz w:val="24"/>
+          <w:szCs w:val="24"/>
+        </w:rPr>
+        <w:t xml:space="preserve">3a. En Europe et en NC, un règlement protège nos données personnelles. Son nom : ......... (on l'étudiera en SEQ04 !)</w:t>
       </w:r>
     </w:p>
     <w:tbl>
@@ -1632,213 +1635,9 @@
         <w:gridCol w:w="9360"/>
       </w:tblGrid>
       <w:tr>
-        <w:tc>
-          <w:tcPr>
-            <w:tcW w:type="dxa" w:w="9360"/>
-            <w:tcBorders>
-              <w:top w:val="single" w:color="000000" w:sz="6"/>
-              <w:left w:val="single" w:color="000000" w:sz="6"/>
-              <w:bottom w:val="single" w:color="000000" w:sz="6"/>
-              <w:right w:val="single" w:color="000000" w:sz="6"/>
-            </w:tcBorders>
-            <w:shd w:fill="D9D9D9" w:val="clear"/>
-            <w:tcMar>
-              <w:top w:type="dxa" w:w="40"/>
-              <w:left w:type="dxa" w:w="80"/>
-              <w:bottom w:type="dxa" w:w="40"/>
-              <w:right w:type="dxa" w:w="80"/>
-            </w:tcMar>
-            <w:vAlign w:val="center"/>
-          </w:tcPr>
-          <w:p>
-            <w:pPr>
-              <w:spacing w:after="0"/>
-            </w:pPr>
-            <w:r>
-              <w:rPr>
-                <w:rFonts w:ascii="Arial" w:cs="Arial" w:eastAsia="Arial" w:hAnsi="Arial"/>
-                <w:b/>
-                <w:bCs/>
-                <w:i w:val="false"/>
-                <w:iCs w:val="false"/>
-                <w:sz w:val="28"/>
-                <w:szCs w:val="28"/>
-              </w:rPr>
-              <w:t xml:space="preserve">PARTIE 3 — Le débat de l'enquêteur</w:t>
-            </w:r>
-          </w:p>
-        </w:tc>
-      </w:tr>
-    </w:tbl>
-    <w:p>
-      <w:pPr>
-        <w:spacing w:after="64"/>
-      </w:pPr>
-    </w:p>
-    <w:p>
-      <w:pPr>
-        <w:spacing w:after="96"/>
-      </w:pPr>
-      <w:r>
-        <w:rPr>
-          <w:rFonts w:ascii="Arial" w:cs="Arial" w:eastAsia="Arial" w:hAnsi="Arial"/>
-          <w:b/>
-          <w:bCs/>
-          <w:i w:val="false"/>
-          <w:iCs w:val="false"/>
-          <w:sz w:val="26"/>
-          <w:szCs w:val="26"/>
-        </w:rPr>
-        <w:t xml:space="preserve">➤ </w:t>
-      </w:r>
-      <w:r>
-        <w:rPr>
-          <w:rFonts w:ascii="Arial" w:cs="Arial" w:eastAsia="Arial" w:hAnsi="Arial"/>
-          <w:b w:val="false"/>
-          <w:bCs w:val="false"/>
-          <w:i w:val="false"/>
-          <w:iCs w:val="false"/>
-          <w:sz w:val="26"/>
-          <w:szCs w:val="26"/>
-        </w:rPr>
-        <w:t xml:space="preserve">Prépare ton argumentation pour le débat de fin de séance (2 arguments de chaque côté, avec un exemple précis).</w:t>
-      </w:r>
-    </w:p>
-    <w:p>
-      <w:pPr>
-        <w:spacing w:after="48"/>
-      </w:pPr>
-      <w:r>
-        <w:rPr>
-          <w:rFonts w:ascii="Arial" w:cs="Arial" w:eastAsia="Arial" w:hAnsi="Arial"/>
-          <w:b/>
-          <w:bCs/>
-          <w:i w:val="false"/>
-          <w:iCs w:val="false"/>
-          <w:sz w:val="24"/>
-          <w:szCs w:val="24"/>
-        </w:rPr>
-        <w:t xml:space="preserve">Deux avantages des services gratuits :</w:t>
-      </w:r>
-    </w:p>
-    <w:p>
-      <w:pPr>
-        <w:spacing w:after="96"/>
-      </w:pPr>
-      <w:r>
-        <w:rPr>
-          <w:rFonts w:ascii="Arial" w:cs="Arial" w:eastAsia="Arial" w:hAnsi="Arial"/>
-          <w:b w:val="false"/>
-          <w:bCs w:val="false"/>
-          <w:i w:val="false"/>
-          <w:iCs w:val="false"/>
-          <w:sz w:val="24"/>
-          <w:szCs w:val="24"/>
-        </w:rPr>
-        <w:t xml:space="preserve">.............................................................................</w:t>
-      </w:r>
-    </w:p>
-    <w:p>
-      <w:pPr>
-        <w:spacing w:after="96"/>
-      </w:pPr>
-      <w:r>
-        <w:rPr>
-          <w:rFonts w:ascii="Arial" w:cs="Arial" w:eastAsia="Arial" w:hAnsi="Arial"/>
-          <w:b w:val="false"/>
-          <w:bCs w:val="false"/>
-          <w:i w:val="false"/>
-          <w:iCs w:val="false"/>
-          <w:sz w:val="24"/>
-          <w:szCs w:val="24"/>
-        </w:rPr>
-        <w:t xml:space="preserve">.............................................................................</w:t>
-      </w:r>
-    </w:p>
-    <w:p>
-      <w:pPr>
-        <w:spacing w:after="48"/>
-      </w:pPr>
-      <w:r>
-        <w:rPr>
-          <w:rFonts w:ascii="Arial" w:cs="Arial" w:eastAsia="Arial" w:hAnsi="Arial"/>
-          <w:b/>
-          <w:bCs/>
-          <w:i w:val="false"/>
-          <w:iCs w:val="false"/>
-          <w:sz w:val="24"/>
-          <w:szCs w:val="24"/>
-        </w:rPr>
-        <w:t xml:space="preserve">Deux risques pour l'utilisateur :</w:t>
-      </w:r>
-    </w:p>
-    <w:p>
-      <w:pPr>
-        <w:spacing w:after="96"/>
-      </w:pPr>
-      <w:r>
-        <w:rPr>
-          <w:rFonts w:ascii="Arial" w:cs="Arial" w:eastAsia="Arial" w:hAnsi="Arial"/>
-          <w:b w:val="false"/>
-          <w:bCs w:val="false"/>
-          <w:i w:val="false"/>
-          <w:iCs w:val="false"/>
-          <w:sz w:val="24"/>
-          <w:szCs w:val="24"/>
-        </w:rPr>
-        <w:t xml:space="preserve">.............................................................................</w:t>
-      </w:r>
-    </w:p>
-    <w:p>
-      <w:pPr>
-        <w:spacing w:after="96"/>
-      </w:pPr>
-      <w:r>
-        <w:rPr>
-          <w:rFonts w:ascii="Arial" w:cs="Arial" w:eastAsia="Arial" w:hAnsi="Arial"/>
-          <w:b w:val="false"/>
-          <w:bCs w:val="false"/>
-          <w:i w:val="false"/>
-          <w:iCs w:val="false"/>
-          <w:sz w:val="24"/>
-          <w:szCs w:val="24"/>
-        </w:rPr>
-        <w:t xml:space="preserve">.............................................................................</w:t>
-      </w:r>
-    </w:p>
-    <w:p>
-      <w:pPr>
-        <w:spacing w:after="64"/>
-      </w:pPr>
-      <w:r>
-        <w:rPr>
-          <w:rFonts w:ascii="Arial" w:cs="Arial" w:eastAsia="Arial" w:hAnsi="Arial"/>
-          <w:b w:val="false"/>
-          <w:bCs w:val="false"/>
-          <w:i w:val="false"/>
-          <w:iCs w:val="false"/>
-          <w:sz w:val="24"/>
-          <w:szCs w:val="24"/>
-        </w:rPr>
-        <w:t xml:space="preserve">3a. En Europe et en NC, un règlement protège nos données personnelles. Son nom : ......... (on l'étudiera en SEQ04 !)</w:t>
-      </w:r>
-    </w:p>
-    <w:tbl>
-      <w:tblPr>
-        <w:tblW w:type="dxa" w:w="9360"/>
-        <w:tblBorders>
-          <w:top w:val="single" w:color="auto" w:sz="4"/>
-          <w:left w:val="single" w:color="auto" w:sz="4"/>
-          <w:bottom w:val="single" w:color="auto" w:sz="4"/>
-          <w:right w:val="single" w:color="auto" w:sz="4"/>
-          <w:insideH w:val="single" w:color="auto" w:sz="4"/>
-          <w:insideV w:val="single" w:color="auto" w:sz="4"/>
-        </w:tblBorders>
-      </w:tblPr>
-      <w:tblGrid>
-        <w:gridCol w:w="9360"/>
-      </w:tblGrid>
-      <w:tr>
+        <w:trPr>
+          <w:cantSplit/>
+        </w:trPr>
         <w:tc>
           <w:tcPr>
             <w:tcW w:type="dxa" w:w="9360"/>

--- a/public/2026/seq03/FICHE_S3-A04_GAFAM_4eme.docx
+++ b/public/2026/seq03/FICHE_S3-A04_GAFAM_4eme.docx
@@ -510,7 +510,7 @@
           <w:sz w:val="26"/>
           <w:szCs w:val="26"/>
         </w:rPr>
-        <w:t xml:space="preserve">Analyse l'URL suivante :   https://www.mobitag.nc/ncl</w:t>
+        <w:t xml:space="preserve">Écris à quoi sert chaque partie de cette adresse :   https://www.mobitag.nc/ncl</w:t>
       </w:r>
     </w:p>
     <w:tbl>

--- a/public/2026/seq03/FICHE_S3-A04_GAFAM_4eme.docx
+++ b/public/2026/seq03/FICHE_S3-A04_GAFAM_4eme.docx
@@ -211,32 +211,6 @@
                 <w:szCs w:val="15"/>
               </w:rPr>
               <w:t xml:space="preserve">ACTIVITÉ N°04</w:t>
-            </w:r>
-          </w:p>
-          <w:p>
-            <w:pPr>
-              <w:spacing w:after="0"/>
-            </w:pPr>
-            <w:r>
-              <w:rPr>
-                <w:rFonts w:ascii="Arial" w:cs="Arial" w:eastAsia="Arial" w:hAnsi="Arial"/>
-                <w:sz w:val="14"/>
-                <w:szCs w:val="14"/>
-              </w:rPr>
-              <w:t xml:space="preserve">NOM : ..............................</w:t>
-            </w:r>
-          </w:p>
-          <w:p>
-            <w:pPr>
-              <w:spacing w:after="0"/>
-            </w:pPr>
-            <w:r>
-              <w:rPr>
-                <w:rFonts w:ascii="Arial" w:cs="Arial" w:eastAsia="Arial" w:hAnsi="Arial"/>
-                <w:sz w:val="14"/>
-                <w:szCs w:val="14"/>
-              </w:rPr>
-              <w:t xml:space="preserve">PRÉNOM : .........................</w:t>
             </w:r>
           </w:p>
         </w:tc>

--- a/public/2026/seq03/FICHE_S3-A04_GAFAM_4eme.docx
+++ b/public/2026/seq03/FICHE_S3-A04_GAFAM_4eme.docx
@@ -646,7 +646,7 @@
             <w:pPr>
               <w:keepNext/>
               <w:keepLines/>
-              <w:spacing w:after="0"/>
+              <w:spacing w:after="230"/>
             </w:pPr>
             <w:r>
               <w:rPr>
@@ -658,7 +658,7 @@
                 <w:sz w:val="24"/>
                 <w:szCs w:val="24"/>
               </w:rPr>
-              <w:t xml:space="preserve">Signification : connexion ...................................</w:t>
+              <w:t xml:space="preserve">Signification : connexion ..............................................................................................................</w:t>
             </w:r>
           </w:p>
         </w:tc>
@@ -725,7 +725,7 @@
             <w:pPr>
               <w:keepNext/>
               <w:keepLines/>
-              <w:spacing w:after="0"/>
+              <w:spacing w:after="230"/>
             </w:pPr>
             <w:r>
               <w:rPr>
@@ -737,7 +737,7 @@
                 <w:sz w:val="24"/>
                 <w:szCs w:val="24"/>
               </w:rPr>
-              <w:t xml:space="preserve">C'est le nom de ...................................</w:t>
+              <w:t xml:space="preserve">C'est le nom de ............................................................................................................................</w:t>
             </w:r>
           </w:p>
         </w:tc>
@@ -804,7 +804,7 @@
             <w:pPr>
               <w:keepNext/>
               <w:keepLines/>
-              <w:spacing w:after="0"/>
+              <w:spacing w:after="230"/>
             </w:pPr>
             <w:r>
               <w:rPr>
@@ -816,7 +816,7 @@
                 <w:sz w:val="24"/>
                 <w:szCs w:val="24"/>
               </w:rPr>
-              <w:t xml:space="preserve">Cela indique ...................................</w:t>
+              <w:t xml:space="preserve">Cela indique .................................................................................................................................</w:t>
             </w:r>
           </w:p>
         </w:tc>
@@ -1131,7 +1131,7 @@
             <w:pPr>
               <w:keepNext/>
               <w:keepLines/>
-              <w:spacing w:after="0"/>
+              <w:spacing w:after="230"/>
             </w:pPr>
             <w:r>
               <w:rPr>
@@ -1143,7 +1143,7 @@
                 <w:sz w:val="24"/>
                 <w:szCs w:val="24"/>
               </w:rPr>
-              <w:t xml:space="preserve">Données collectées : ............................................</w:t>
+              <w:t xml:space="preserve">Données collectées : ....................................................................................................................</w:t>
             </w:r>
           </w:p>
         </w:tc>
@@ -1210,7 +1210,7 @@
             <w:pPr>
               <w:keepNext/>
               <w:keepLines/>
-              <w:spacing w:after="0"/>
+              <w:spacing w:after="230"/>
             </w:pPr>
             <w:r>
               <w:rPr>
@@ -1222,7 +1222,7 @@
                 <w:sz w:val="24"/>
                 <w:szCs w:val="24"/>
               </w:rPr>
-              <w:t xml:space="preserve">Données collectées : ............................................</w:t>
+              <w:t xml:space="preserve">Données collectées : ....................................................................................................................</w:t>
             </w:r>
           </w:p>
         </w:tc>
@@ -1289,7 +1289,7 @@
             <w:pPr>
               <w:keepNext/>
               <w:keepLines/>
-              <w:spacing w:after="0"/>
+              <w:spacing w:after="230"/>
             </w:pPr>
             <w:r>
               <w:rPr>
@@ -1301,7 +1301,7 @@
                 <w:sz w:val="24"/>
                 <w:szCs w:val="24"/>
               </w:rPr>
-              <w:t xml:space="preserve">Données collectées : ............................................</w:t>
+              <w:t xml:space="preserve">Données collectées : ....................................................................................................................</w:t>
             </w:r>
           </w:p>
         </w:tc>
@@ -1364,7 +1364,7 @@
           </w:tcPr>
           <w:p>
             <w:pPr>
-              <w:spacing w:after="0"/>
+              <w:spacing w:after="230"/>
             </w:pPr>
             <w:r>
               <w:rPr>
@@ -1376,7 +1376,7 @@
                 <w:sz w:val="24"/>
                 <w:szCs w:val="24"/>
               </w:rPr>
-              <w:t xml:space="preserve">Données collectées : ............................................</w:t>
+              <w:t xml:space="preserve">Données collectées : ....................................................................................................................</w:t>
             </w:r>
           </w:p>
         </w:tc>
@@ -1384,7 +1384,7 @@
     </w:tbl>
     <w:p>
       <w:pPr>
-        <w:spacing w:after="48" w:before="50"/>
+        <w:spacing w:after="230" w:before="50"/>
       </w:pPr>
       <w:r>
         <w:rPr>
@@ -1396,12 +1396,12 @@
           <w:sz w:val="24"/>
           <w:szCs w:val="24"/>
         </w:rPr>
-        <w:t xml:space="preserve">2a. À quoi servent principalement toutes ces données ? ...............................................</w:t>
+        <w:t xml:space="preserve">2a. À quoi servent principalement toutes ces données ? ............................................................</w:t>
       </w:r>
     </w:p>
     <w:p>
       <w:pPr>
-        <w:spacing w:after="64"/>
+        <w:spacing w:after="230"/>
       </w:pPr>
       <w:r>
         <w:rPr>
@@ -1413,7 +1413,7 @@
           <w:sz w:val="24"/>
           <w:szCs w:val="24"/>
         </w:rPr>
-        <w:t xml:space="preserve">2b. GAFAM signifie : G...... A...... F...... A...... M......</w:t>
+        <w:t xml:space="preserve">2b. GAFAM signifie : G...... A...... F...... A...... M............................................................................</w:t>
       </w:r>
     </w:p>
     <w:p>
@@ -1493,7 +1493,7 @@
     </w:p>
     <w:p>
       <w:pPr>
-        <w:spacing w:after="96"/>
+        <w:spacing w:after="230"/>
       </w:pPr>
       <w:r>
         <w:rPr>
@@ -1505,12 +1505,12 @@
           <w:sz w:val="24"/>
           <w:szCs w:val="24"/>
         </w:rPr>
-        <w:t xml:space="preserve">.............................................................................</w:t>
+        <w:t xml:space="preserve">......................................................................................................................................................</w:t>
       </w:r>
     </w:p>
     <w:p>
       <w:pPr>
-        <w:spacing w:after="96"/>
+        <w:spacing w:after="230"/>
       </w:pPr>
       <w:r>
         <w:rPr>
@@ -1522,7 +1522,7 @@
           <w:sz w:val="24"/>
           <w:szCs w:val="24"/>
         </w:rPr>
-        <w:t xml:space="preserve">.............................................................................</w:t>
+        <w:t xml:space="preserve">......................................................................................................................................................</w:t>
       </w:r>
     </w:p>
     <w:p>
@@ -1544,7 +1544,7 @@
     </w:p>
     <w:p>
       <w:pPr>
-        <w:spacing w:after="96"/>
+        <w:spacing w:after="230"/>
       </w:pPr>
       <w:r>
         <w:rPr>
@@ -1556,12 +1556,12 @@
           <w:sz w:val="24"/>
           <w:szCs w:val="24"/>
         </w:rPr>
-        <w:t xml:space="preserve">.............................................................................</w:t>
+        <w:t xml:space="preserve">......................................................................................................................................................</w:t>
       </w:r>
     </w:p>
     <w:p>
       <w:pPr>
-        <w:spacing w:after="96"/>
+        <w:spacing w:after="230"/>
       </w:pPr>
       <w:r>
         <w:rPr>
@@ -1573,7 +1573,7 @@
           <w:sz w:val="24"/>
           <w:szCs w:val="24"/>
         </w:rPr>
-        <w:t xml:space="preserve">.............................................................................</w:t>
+        <w:t xml:space="preserve">......................................................................................................................................................</w:t>
       </w:r>
     </w:p>
     <w:p>

--- a/public/2026/seq03/FICHE_S3-A04_GAFAM_4eme.docx
+++ b/public/2026/seq03/FICHE_S3-A04_GAFAM_4eme.docx
@@ -348,6 +348,30 @@
     <w:p>
       <w:pPr>
         <w:keepNext/>
+        <w:spacing w:after="128"/>
+      </w:pPr>
+      <w:r>
+        <w:rPr>
+          <w:rFonts w:ascii="Arial" w:cs="Arial" w:eastAsia="Arial" w:hAnsi="Arial"/>
+          <w:sz w:val="24"/>
+          <w:szCs w:val="24"/>
+          <w:b/>
+          <w:bCs/>
+        </w:rPr>
+        <w:t xml:space="preserve">OBJECTIF — </w:t>
+      </w:r>
+      <w:r>
+        <w:rPr>
+          <w:rFonts w:ascii="Arial" w:cs="Arial" w:eastAsia="Arial" w:hAnsi="Arial"/>
+          <w:sz w:val="24"/>
+          <w:szCs w:val="24"/>
+        </w:rPr>
+        <w:t xml:space="preserve">Tu sauras lire une adresse web et dire ce qu'un service gratuit gagne sur toi.</w:t>
+      </w:r>
+    </w:p>
+    <w:p>
+      <w:pPr>
+        <w:keepNext/>
         <w:keepLines/>
         <w:spacing w:after="128"/>
       </w:pPr>
@@ -658,7 +682,7 @@
                 <w:sz w:val="24"/>
                 <w:szCs w:val="24"/>
               </w:rPr>
-              <w:t xml:space="preserve">Signification : connexion ..............................................................................................................</w:t>
+              <w:t xml:space="preserve">Signification : connexion .........................................................</w:t>
             </w:r>
           </w:p>
         </w:tc>
@@ -737,7 +761,7 @@
                 <w:sz w:val="24"/>
                 <w:szCs w:val="24"/>
               </w:rPr>
-              <w:t xml:space="preserve">C'est le nom de ............................................................................................................................</w:t>
+              <w:t xml:space="preserve">C'est le nom de .......................................................................</w:t>
             </w:r>
           </w:p>
         </w:tc>
@@ -816,7 +840,7 @@
                 <w:sz w:val="24"/>
                 <w:szCs w:val="24"/>
               </w:rPr>
-              <w:t xml:space="preserve">Cela indique .................................................................................................................................</w:t>
+              <w:t xml:space="preserve">Cela indique ............................................................................</w:t>
             </w:r>
           </w:p>
         </w:tc>
@@ -1143,7 +1167,7 @@
                 <w:sz w:val="24"/>
                 <w:szCs w:val="24"/>
               </w:rPr>
-              <w:t xml:space="preserve">Données collectées : ....................................................................................................................</w:t>
+              <w:t xml:space="preserve">Données collectées : ...................................................</w:t>
             </w:r>
           </w:p>
         </w:tc>
@@ -1222,7 +1246,7 @@
                 <w:sz w:val="24"/>
                 <w:szCs w:val="24"/>
               </w:rPr>
-              <w:t xml:space="preserve">Données collectées : ....................................................................................................................</w:t>
+              <w:t xml:space="preserve">Données collectées : ...................................................</w:t>
             </w:r>
           </w:p>
         </w:tc>
@@ -1301,7 +1325,7 @@
                 <w:sz w:val="24"/>
                 <w:szCs w:val="24"/>
               </w:rPr>
-              <w:t xml:space="preserve">Données collectées : ....................................................................................................................</w:t>
+              <w:t xml:space="preserve">Données collectées : ...................................................</w:t>
             </w:r>
           </w:p>
         </w:tc>
@@ -1376,7 +1400,7 @@
                 <w:sz w:val="24"/>
                 <w:szCs w:val="24"/>
               </w:rPr>
-              <w:t xml:space="preserve">Données collectées : ....................................................................................................................</w:t>
+              <w:t xml:space="preserve">Données collectées : ...................................................</w:t>
             </w:r>
           </w:p>
         </w:tc>

--- a/public/2026/seq03/FICHE_S3-A04_GAFAM_4eme.docx
+++ b/public/2026/seq03/FICHE_S3-A04_GAFAM_4eme.docx
@@ -453,6 +453,35 @@
         </w:tc>
       </w:tr>
     </w:tbl>
+    <w:p>
+      <w:pPr>
+        <w:keepNext/>
+        <w:spacing w:before="96" w:after="60"/>
+      </w:pPr>
+      <w:r>
+        <w:rPr>
+          <w:rFonts w:ascii="Arial" w:cs="Arial" w:eastAsia="Arial" w:hAnsi="Arial"/>
+          <w:sz w:val="22"/>
+          <w:szCs w:val="22"/>
+          <w:i/>
+          <w:iCs/>
+        </w:rPr>
+        <w:t xml:space="preserve">D'APRÈS TOI ? Réponds AVANT de commencer, même sans être sûr. Ça ne se note pas.</w:t>
+      </w:r>
+    </w:p>
+    <w:p>
+      <w:pPr>
+        <w:spacing w:after="240"/>
+      </w:pPr>
+      <w:r>
+        <w:rPr>
+          <w:rFonts w:ascii="Arial" w:cs="Arial" w:eastAsia="Arial" w:hAnsi="Arial"/>
+          <w:sz w:val="24"/>
+          <w:szCs w:val="24"/>
+        </w:rPr>
+        <w:t xml:space="preserve">............................................................................................................................................</w:t>
+      </w:r>
+    </w:p>
     <w:p>
       <w:pPr>
         <w:keepNext/>
